--- a/보관본/러시아 인권변호사/Word/7부/7부_10화_벼랑_끝의_포기.docx
+++ b/보관본/러시아 인권변호사/Word/7부/7부_10화_벼랑_끝의_포기.docx
@@ -36,7 +36,7 @@
           <w:i w:val="0"/>
           <w:sz w:val="22"/>
         </w:rPr>
-        <w:t>알렉세이 “료샤” 오를로프(대통령) / 이리나 올레고브나 마르첸코(대통령 최측근 참모, 전화 뒤 합류) / 카탸 리시나(일정·전략 총괄) / 보리스 이고레비치 라디셰프(국방장관) / 파벨 드미트리예비치 구르킨(국가보안기관장) / 아나톨리 빅토로비치 그레벤시코프(정치 전략가) / 키릴 안드레예비치(국가재정투명성청장, 전화) / 두마 의장(중계 음성)</w:t>
+        <w:t>알렉세이 “료샤” 오를로프(대통령) / 이리나 올레고브나 마르첸코(대통령 최측근 참모, 전화 뒤 합류) / 카탸 리시나(일정·전략 총괄) / 보리스 이고레비치 라디셰프(국방장관) / 로디온 드미트리예비치 구르킨(국가보안기관장) / 아나톨리 빅토로비치 그레벤시코프(정치 전략가) / 키릴 안드레예비치(국가재정투명성청장, 전화) / 두마 의장(중계 음성)</w:t>
       </w:r>
     </w:p>
     <w:p>
@@ -725,7 +725,7 @@
           <w:i w:val="0"/>
           <w:sz w:val="22"/>
         </w:rPr>
-        <w:t>Аппетита? Я говорю о жизнях солдат, Павел Дмитриевич, не об амбициях!</w:t>
+        <w:t>Аппетита? Я говорю о жизнях солдат, Родион Дмитриевич, не об амбициях!</w:t>
       </w:r>
     </w:p>
     <w:p>
@@ -771,7 +771,7 @@
           <w:i w:val="0"/>
           <w:sz w:val="22"/>
         </w:rPr>
-        <w:t>Кутузов сдал Москву, Павел Дмитриевич.</w:t>
+        <w:t>Кутузов сдал Москву, Родион Дмитриевич.</w:t>
       </w:r>
     </w:p>
     <w:p>

--- a/보관본/러시아 인권변호사/Word/7부/7부_10화_벼랑_끝의_포기.docx
+++ b/보관본/러시아 인권변호사/Word/7부/7부_10화_벼랑_끝의_포기.docx
@@ -3343,7 +3343,7 @@
           <w:i w:val="0"/>
           <w:sz w:val="22"/>
         </w:rPr>
-        <w:t xml:space="preserve"> — князю Андрею, т. 3, ч. 2): «Нет сильнее тех двух воинов, терпение и время» — 장면 2에서 구르킨이 라디셰프의 전면 동원 요구에 맞서 인용한다. 라디셰프가 "쿠투조프는 모스크바를 내줬다"고 받아치자 구르킨은 "그리고 전쟁에서 이겼다"고 답한다. 결단은 속도가 아니라 절제에서 나온다는 이 화의 주제.</w:t>
+        <w:t xml:space="preserve"> — князю Андрею, т. 3, ч. 2): «Нет сильнее тех двух воинов, терпение и время» — 한국어 해설: 장면 2에서 구르킨이 라디셰프의 전면 동원 요구에 맞서 인용한다. 라디셰프가 "쿠투조프는 모스크바를 내줬다"고 받아치자 구르킨은 "그리고 전쟁에서 이겼다"고 답한다. 결단은 속도가 아니라 절제에서 나온다는 이 화의 주제.</w:t>
       </w:r>
     </w:p>
     <w:p>
@@ -3357,7 +3357,7 @@
           <w:i w:val="0"/>
           <w:sz w:val="22"/>
         </w:rPr>
-        <w:t>비코프의 편지 (9화 장면 3과 같은 문구): «И каждый раз, когда найдёшь лёгкое решение,</w:t>
+        <w:t>Быков, неотправленное письмо «Тому, кто однажды займёт кресло…» (7부 9화 장면 3에서 처음 낭독): «И каждый раз, когда найдёшь лёгкое решение,</w:t>
       </w:r>
       <w:r>
         <w:rPr>
@@ -3366,7 +3366,7 @@
           <w:i w:val="0"/>
           <w:sz w:val="22"/>
         </w:rPr>
-        <w:t xml:space="preserve"> — вспомни, что лёгкость редко идёт рука об руку с правдой» — 장면 3의 10분 독백에서 료샤가 다시 읽고, 스승에게 분노했다가 사과한 뒤 마음을 가라앉힌다. (9화와 10화의 편지 문구를 하나로 통일.)</w:t>
+        <w:t xml:space="preserve"> — вспомни, что лёгкость редко идёт рука об руку с правдой» — 한국어 해설: 장면 3의 10분 독백에서 료샤가 다시 읽고, 스승에게 분노했다가 사과한 뒤 마음을 가라앉힌다.</w:t>
       </w:r>
     </w:p>
     <w:p>

--- a/보관본/러시아 인권변호사/Word/7부/7부_10화_벼랑_끝의_포기.docx
+++ b/보관본/러시아 인권변호사/Word/7부/7부_10화_벼랑_끝의_포기.docx
@@ -1486,6 +1486,98 @@
           <w:sz w:val="22"/>
         </w:rPr>
         <w:t>Тогда у вас уже есть ответ, Алексей Николаевич. Не в новых полномочиях. В уже существующих.</w:t>
+      </w:r>
+    </w:p>
+    <w:p>
+      <w:pPr>
+        <w:spacing w:before="0" w:after="110" w:line="300" w:lineRule="auto"/>
+      </w:pPr>
+      <w:r>
+        <w:rPr>
+          <w:rFonts w:ascii="Times New Roman" w:hAnsi="Times New Roman" w:eastAsia="Malgun Gothic"/>
+          <w:b/>
+          <w:i w:val="0"/>
+          <w:sz w:val="22"/>
+        </w:rPr>
+        <w:t xml:space="preserve">Лёша: </w:t>
+      </w:r>
+      <w:r>
+        <w:rPr>
+          <w:rFonts w:ascii="Times New Roman" w:hAnsi="Times New Roman" w:eastAsia="Malgun Gothic"/>
+          <w:b w:val="0"/>
+          <w:i w:val="0"/>
+          <w:sz w:val="22"/>
+        </w:rPr>
+        <w:t>Легко сказать по телефону, Ирина. Радищев сидит напротив с картой и ждёт.</w:t>
+      </w:r>
+    </w:p>
+    <w:p>
+      <w:pPr>
+        <w:spacing w:before="0" w:after="110" w:line="300" w:lineRule="auto"/>
+      </w:pPr>
+      <w:r>
+        <w:rPr>
+          <w:rFonts w:ascii="Times New Roman" w:hAnsi="Times New Roman" w:eastAsia="Malgun Gothic"/>
+          <w:b/>
+          <w:i w:val="0"/>
+          <w:sz w:val="22"/>
+        </w:rPr>
+        <w:t xml:space="preserve">Ирина: </w:t>
+      </w:r>
+      <w:r>
+        <w:rPr>
+          <w:rFonts w:ascii="Times New Roman" w:hAnsi="Times New Roman" w:eastAsia="Malgun Gothic"/>
+          <w:b w:val="0"/>
+          <w:i w:val="0"/>
+          <w:sz w:val="22"/>
+        </w:rPr>
+        <w:t>В октябре шестьдесят второго, в разгар Карибского кризиса, Хрущёву тоже предлагали самый решительный вариант — ударить первым. Он этот вариант отверг. Тринадцать дней — и развязка пришла не через новые полномочия, а по закрытому каналу: наш посол и брат американского президента, одна встреча вечером двадцать седьмого октября. Утром двадцать восьмого решение объявили по радио. И проводил он его через Президиум, а не в одиночку.</w:t>
+      </w:r>
+    </w:p>
+    <w:p>
+      <w:pPr>
+        <w:spacing w:before="0" w:after="110" w:line="300" w:lineRule="auto"/>
+      </w:pPr>
+      <w:r>
+        <w:rPr>
+          <w:rFonts w:ascii="Times New Roman" w:hAnsi="Times New Roman" w:eastAsia="Malgun Gothic"/>
+          <w:b/>
+          <w:i w:val="0"/>
+          <w:sz w:val="22"/>
+        </w:rPr>
+        <w:t xml:space="preserve">Лёша: </w:t>
+      </w:r>
+      <w:r>
+        <w:rPr>
+          <w:rFonts w:ascii="Times New Roman" w:hAnsi="Times New Roman" w:eastAsia="Malgun Gothic"/>
+          <w:b w:val="0"/>
+          <w:i w:val="0"/>
+          <w:sz w:val="22"/>
+        </w:rPr>
+        <w:t>Там на кону стояли ракеты и две сверхдержавы. А у меня — пропавший солдат и министр, который требует ответа.</w:t>
+      </w:r>
+    </w:p>
+    <w:p>
+      <w:pPr>
+        <w:spacing w:before="0" w:after="110" w:line="300" w:lineRule="auto"/>
+      </w:pPr>
+      <w:r>
+        <w:rPr>
+          <w:rFonts w:ascii="Times New Roman" w:hAnsi="Times New Roman" w:eastAsia="Malgun Gothic"/>
+          <w:b/>
+          <w:i w:val="0"/>
+          <w:sz w:val="22"/>
+        </w:rPr>
+        <w:t xml:space="preserve">Ирина: </w:t>
+      </w:r>
+      <w:r>
+        <w:rPr>
+          <w:rFonts w:ascii="Times New Roman" w:hAnsi="Times New Roman" w:eastAsia="Malgun Gothic"/>
+          <w:b w:val="0"/>
+          <w:i w:val="0"/>
+          <w:sz w:val="22"/>
+        </w:rPr>
+        <w:t>Тем важнее пример. Ему было что терять больше, чем кому-либо, и он всё равно выбрал не самый решительный вариант, а самый обратимый. Удар нельзя отозвать. Канал связи можно открыть ещё раз.</w:t>
       </w:r>
     </w:p>
     <w:p>
